--- a/Base Application.Source/CRM/DefaultEmailMergeDoc.docx
+++ b/Base Application.Source/CRM/DefaultEmailMergeDoc.docx
@@ -1895,7 +1895,7 @@
  
          < C o m p a n y _ I n f o r m a t i o n _ N a m e > C o m p a n y _ I n f o r m a t i o n _ N a m e < / C o m p a n y _ I n f o r m a t i o n _ N a m e >   
-         < C o m p a n y _ I n f o r m a t i o n _ P i c t u r e > C o m p a n y _ I n f o r m a t i o n _ P i c t u r e < / C o m p a n y _ I n f o r m a t i o n _ P i c t u r e > +         < C o m p a n y _ I n f o r m a t i o n _ P i c t u r e   / >   
          < C o m p a n y _ I n f o r m a t i o n _ P o s t _ C o d e > C o m p a n y _ I n f o r m a t i o n _ P o s t _ C o d e < / C o m p a n y _ I n f o r m a t i o n _ P o s t _ C o d e >   
